--- a/IdeeaTa.docx
+++ b/IdeeaTa.docx
@@ -55,6 +55,8 @@
         </w:drawing>
       </w:r>
     </w:p>
+    <w:p/>
+    <w:p/>
     <w:p/>
     <w:p/>
     <w:sectPr>
